--- a/templates/certificate.docx
+++ b/templates/certificate.docx
@@ -146,7 +146,7 @@
           </mc:Choice>
           <mc:Fallback>
             <w:pict>
-              <v:shape w14:anchorId="0C27495B" id="Graphic 1" o:spid="_x0000_s1026" style="position:absolute;margin-left:206.35pt;margin-top:3.5pt;width:12.15pt;height:16.5pt;z-index:15731712;visibility:visible;mso-wrap-style:square;mso-wrap-distance-left:0;mso-wrap-distance-top:0;mso-wrap-distance-right:0;mso-wrap-distance-bottom:0;mso-position-horizontal:absolute;mso-position-horizontal-relative:page;mso-position-vertical:absolute;mso-position-vertical-relative:text;v-text-anchor:top" coordsize="154305,209550" o:gfxdata="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" path="m153758,170180r-105206,l48552,,,,,170180r,39370l153758,209550r,-39370xe" fillcolor="#005b90" stroked="f">
+              <v:shape w14:anchorId="517162F7" id="Graphic 1" o:spid="_x0000_s1026" style="position:absolute;margin-left:206.35pt;margin-top:3.5pt;width:12.15pt;height:16.5pt;z-index:15731712;visibility:visible;mso-wrap-style:square;mso-wrap-distance-left:0;mso-wrap-distance-top:0;mso-wrap-distance-right:0;mso-wrap-distance-bottom:0;mso-position-horizontal:absolute;mso-position-horizontal-relative:page;mso-position-vertical:absolute;mso-position-vertical-relative:text;v-text-anchor:top" coordsize="154305,209550" o:gfxdata="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" path="m153758,170180r-105206,l48552,,,,,170180r,39370l153758,209550r,-39370xe" fillcolor="#005b90" stroked="f">
                 <v:path arrowok="t"/>
                 <w10:wrap anchorx="page"/>
               </v:shape>
@@ -648,12 +648,16 @@
                                 <w:jc w:val="center"/>
                                 <w:rPr>
                                   <w:rFonts w:ascii="Book Antiqua"/>
+                                  <w:b/>
+                                  <w:bCs/>
                                   <w:sz w:val="31"/>
                                 </w:rPr>
                               </w:pPr>
                               <w:r>
                                 <w:rPr>
                                   <w:rFonts w:ascii="Book Antiqua"/>
+                                  <w:b/>
+                                  <w:bCs/>
                                   <w:color w:val="F7F6F6"/>
                                   <w:sz w:val="31"/>
                                 </w:rPr>
@@ -662,6 +666,8 @@
                               <w:r>
                                 <w:rPr>
                                   <w:rFonts w:ascii="Book Antiqua"/>
+                                  <w:b/>
+                                  <w:bCs/>
                                   <w:color w:val="F7F6F6"/>
                                   <w:spacing w:val="50"/>
                                   <w:sz w:val="31"/>
@@ -671,6 +677,8 @@
                               <w:r>
                                 <w:rPr>
                                   <w:rFonts w:ascii="Book Antiqua"/>
+                                  <w:b/>
+                                  <w:bCs/>
                                   <w:color w:val="F7F6F6"/>
                                   <w:spacing w:val="13"/>
                                   <w:sz w:val="31"/>
@@ -680,6 +688,8 @@
                               <w:r>
                                 <w:rPr>
                                   <w:rFonts w:ascii="Book Antiqua"/>
+                                  <w:b/>
+                                  <w:bCs/>
                                   <w:color w:val="F7F6F6"/>
                                   <w:spacing w:val="51"/>
                                   <w:sz w:val="31"/>
@@ -689,6 +699,8 @@
                               <w:r>
                                 <w:rPr>
                                   <w:rFonts w:ascii="Book Antiqua"/>
+                                  <w:b/>
+                                  <w:bCs/>
                                   <w:color w:val="F7F6F6"/>
                                   <w:spacing w:val="5"/>
                                   <w:sz w:val="31"/>
@@ -723,12 +735,16 @@
                           <w:jc w:val="center"/>
                           <w:rPr>
                             <w:rFonts w:ascii="Book Antiqua"/>
+                            <w:b/>
+                            <w:bCs/>
                             <w:sz w:val="31"/>
                           </w:rPr>
                         </w:pPr>
                         <w:r>
                           <w:rPr>
                             <w:rFonts w:ascii="Book Antiqua"/>
+                            <w:b/>
+                            <w:bCs/>
                             <w:color w:val="F7F6F6"/>
                             <w:sz w:val="31"/>
                           </w:rPr>
@@ -737,6 +753,8 @@
                         <w:r>
                           <w:rPr>
                             <w:rFonts w:ascii="Book Antiqua"/>
+                            <w:b/>
+                            <w:bCs/>
                             <w:color w:val="F7F6F6"/>
                             <w:spacing w:val="50"/>
                             <w:sz w:val="31"/>
@@ -746,6 +764,8 @@
                         <w:r>
                           <w:rPr>
                             <w:rFonts w:ascii="Book Antiqua"/>
+                            <w:b/>
+                            <w:bCs/>
                             <w:color w:val="F7F6F6"/>
                             <w:spacing w:val="13"/>
                             <w:sz w:val="31"/>
@@ -755,6 +775,8 @@
                         <w:r>
                           <w:rPr>
                             <w:rFonts w:ascii="Book Antiqua"/>
+                            <w:b/>
+                            <w:bCs/>
                             <w:color w:val="F7F6F6"/>
                             <w:spacing w:val="51"/>
                             <w:sz w:val="31"/>
@@ -764,6 +786,8 @@
                         <w:r>
                           <w:rPr>
                             <w:rFonts w:ascii="Book Antiqua"/>
+                            <w:b/>
+                            <w:bCs/>
                             <w:color w:val="F7F6F6"/>
                             <w:spacing w:val="5"/>
                             <w:sz w:val="31"/>
@@ -929,7 +953,7 @@
           </mc:Choice>
           <mc:Fallback>
             <w:pict>
-              <v:shape w14:anchorId="4C927CB6" id="Graphic 6" o:spid="_x0000_s1026" style="position:absolute;margin-left:62.35pt;margin-top:4.4pt;width:341.7pt;height:.1pt;z-index:-15728128;visibility:visible;mso-wrap-style:square;mso-wrap-distance-left:0;mso-wrap-distance-top:0;mso-wrap-distance-right:0;mso-wrap-distance-bottom:0;mso-position-horizontal:absolute;mso-position-horizontal-relative:page;mso-position-vertical:absolute;mso-position-vertical-relative:text;v-text-anchor:top" coordsize="4339590,1270" o:gfxdata="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" path="m,l4339082,e" filled="f" strokecolor="#d3903c" strokeweight="1pt">
+              <v:shape w14:anchorId="3D716364" id="Graphic 6" o:spid="_x0000_s1026" style="position:absolute;margin-left:62.35pt;margin-top:4.4pt;width:341.7pt;height:.1pt;z-index:-15728128;visibility:visible;mso-wrap-style:square;mso-wrap-distance-left:0;mso-wrap-distance-top:0;mso-wrap-distance-right:0;mso-wrap-distance-bottom:0;mso-position-horizontal:absolute;mso-position-horizontal-relative:page;mso-position-vertical:absolute;mso-position-vertical-relative:text;v-text-anchor:top" coordsize="4339590,1270" o:gfxdata="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" path="m,l4339082,e" filled="f" strokecolor="#d3903c" strokeweight="1pt">
                 <v:path arrowok="t"/>
                 <w10:wrap type="topAndBottom" anchorx="page"/>
               </v:shape>
@@ -1867,7 +1891,7 @@
           </mc:Choice>
           <mc:Fallback>
             <w:pict>
-              <v:shape w14:anchorId="7FA40D57" id="Graphic 7" o:spid="_x0000_s1026" style="position:absolute;margin-left:75.1pt;margin-top:21.4pt;width:106.65pt;height:.1pt;z-index:251654144;visibility:visible;mso-wrap-style:square;mso-wrap-distance-left:0;mso-wrap-distance-top:0;mso-wrap-distance-right:0;mso-wrap-distance-bottom:0;mso-position-horizontal:absolute;mso-position-horizontal-relative:page;mso-position-vertical:absolute;mso-position-vertical-relative:text;v-text-anchor:top" coordsize="1354455,1270" o:gfxdata="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" path="m,l1353870,e" filled="f" strokecolor="#d3903c" strokeweight=".29172mm">
+              <v:shape w14:anchorId="394822CB" id="Graphic 7" o:spid="_x0000_s1026" style="position:absolute;margin-left:75.1pt;margin-top:21.4pt;width:106.65pt;height:.1pt;z-index:251654144;visibility:visible;mso-wrap-style:square;mso-wrap-distance-left:0;mso-wrap-distance-top:0;mso-wrap-distance-right:0;mso-wrap-distance-bottom:0;mso-position-horizontal:absolute;mso-position-horizontal-relative:page;mso-position-vertical:absolute;mso-position-vertical-relative:text;v-text-anchor:top" coordsize="1354455,1270" o:gfxdata="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" path="m,l1353870,e" filled="f" strokecolor="#d3903c" strokeweight=".29172mm">
                 <v:path arrowok="t"/>
                 <w10:wrap anchorx="page"/>
               </v:shape>
@@ -2069,7 +2093,7 @@
           </mc:Choice>
           <mc:Fallback>
             <w:pict>
-              <v:group w14:anchorId="1663C2CB" id="Group 9" o:spid="_x0000_s1026" style="width:106.65pt;height:.85pt;mso-position-horizontal-relative:char;mso-position-vertical-relative:line" coordsize="13544,107" o:gfxdata="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">
+              <v:group w14:anchorId="3084BBB2" id="Group 9" o:spid="_x0000_s1026" style="width:106.65pt;height:.85pt;mso-position-horizontal-relative:char;mso-position-vertical-relative:line" coordsize="13544,107" o:gfxdata="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">
                 <v:shape id="Graphic 10" o:spid="_x0000_s1027" style="position:absolute;top:52;width:13544;height:13;visibility:visible;mso-wrap-style:square;v-text-anchor:top" coordsize="1354455,1270" o:gfxdata="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" path="m,l1353870,e" filled="f" strokecolor="#d3903c" strokeweight=".29172mm">
                   <v:path arrowok="t"/>
                 </v:shape>
@@ -2449,7 +2473,7 @@
           </mc:Choice>
           <mc:Fallback>
             <w:pict>
-              <v:group w14:anchorId="3BBE5441" id="Group 11" o:spid="_x0000_s1026" style="position:absolute;margin-left:462.6pt;margin-top:0;width:379.3pt;height:595.3pt;z-index:-15796736;mso-wrap-distance-left:0;mso-wrap-distance-right:0;mso-position-horizontal-relative:page;mso-position-vertical-relative:page" coordsize="48171,75603" o:gfxdata="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">
+              <v:group w14:anchorId="4FD9C7B0" id="Group 11" o:spid="_x0000_s1026" style="position:absolute;margin-left:462.6pt;margin-top:0;width:379.3pt;height:595.3pt;z-index:-15796736;mso-wrap-distance-left:0;mso-wrap-distance-right:0;mso-position-horizontal-relative:page;mso-position-vertical-relative:page" coordsize="48171,75603" o:gfxdata="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">
                 <v:shapetype id="_x0000_t75" coordsize="21600,21600" o:spt="75" o:preferrelative="t" path="m@4@5l@4@11@9@11@9@5xe" filled="f" stroked="f">
                   <v:stroke joinstyle="miter"/>
                   <v:formulas>
@@ -3270,7 +3294,7 @@
           </mc:Choice>
           <mc:Fallback>
             <w:pict>
-              <v:group w14:anchorId="532127B4" id="Group 23" o:spid="_x0000_s1026" style="position:absolute;margin-left:0;margin-top:0;width:218.45pt;height:140.8pt;z-index:15730688;mso-wrap-distance-left:0;mso-wrap-distance-right:0;mso-position-horizontal-relative:page;mso-position-vertical-relative:page" coordsize="27743,17881" o:gfxdata="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">
+              <v:group w14:anchorId="29C5958A" id="Group 23" o:spid="_x0000_s1026" style="position:absolute;margin-left:0;margin-top:0;width:218.45pt;height:140.8pt;z-index:15730688;mso-wrap-distance-left:0;mso-wrap-distance-right:0;mso-position-horizontal-relative:page;mso-position-vertical-relative:page" coordsize="27743,17881" o:gfxdata="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">
                 <v:shape id="Image 24" o:spid="_x0000_s1027" type="#_x0000_t75" style="position:absolute;width:21968;height:17880;visibility:visible;mso-wrap-style:square" o:gfxdata="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">
                   <v:imagedata r:id="rId34" o:title=""/>
                 </v:shape>
